--- a/data/employees/EMP098/AST-EMP098-03.docx
+++ b/data/employees/EMP098/AST-EMP098-03.docx
@@ -7,10 +7,7 @@
         <w:pStyle w:val="Heading1"/>
       </w:pPr>
       <w:r>
-        <w:rPr>
-          <w:sz w:val="36"/>
-        </w:rPr>
-        <w:t>Design specification - EMP098</w:t>
+        <w:t>Ast Emp098 03 - EMP098</w:t>
       </w:r>
     </w:p>
     <w:p>
@@ -18,130 +15,32 @@
         <w:pStyle w:val="Heading2"/>
       </w:pPr>
       <w:r>
-        <w:t>Document Metadata</w:t>
-      </w:r>
-    </w:p>
-    <w:tbl>
-      <w:tblPr>
-        <w:tblStyle w:val="TableGrid"/>
-        <w:tblW w:type="auto" w:w="0"/>
-        <w:tblLook w:firstColumn="1" w:firstRow="1" w:lastColumn="0" w:lastRow="0" w:noHBand="0" w:noVBand="1" w:val="04A0"/>
-      </w:tblPr>
-      <w:tblGrid>
-        <w:gridCol w:w="4320"/>
-        <w:gridCol w:w="4320"/>
-      </w:tblGrid>
-      <w:tr>
-        <w:tc>
-          <w:tcPr>
-            <w:tcW w:type="dxa" w:w="4320"/>
-          </w:tcPr>
-          <w:p>
-            <w:r>
-              <w:t>Author</w:t>
-            </w:r>
-          </w:p>
-        </w:tc>
-        <w:tc>
-          <w:tcPr>
-            <w:tcW w:type="dxa" w:w="4320"/>
-          </w:tcPr>
-          <w:p>
-            <w:r>
-              <w:t>Jamie Brown</w:t>
-            </w:r>
-          </w:p>
-        </w:tc>
-      </w:tr>
-      <w:tr>
-        <w:tc>
-          <w:tcPr>
-            <w:tcW w:type="dxa" w:w="4320"/>
-          </w:tcPr>
-          <w:p>
-            <w:r>
-              <w:t>Role / Department</w:t>
-            </w:r>
-          </w:p>
-        </w:tc>
-        <w:tc>
-          <w:tcPr>
-            <w:tcW w:type="dxa" w:w="4320"/>
-          </w:tcPr>
-          <w:p>
-            <w:r>
-              <w:t>Manager | HR</w:t>
-            </w:r>
-          </w:p>
-        </w:tc>
-      </w:tr>
-      <w:tr>
-        <w:tc>
-          <w:tcPr>
-            <w:tcW w:type="dxa" w:w="4320"/>
-          </w:tcPr>
-          <w:p>
-            <w:r>
-              <w:t>Location</w:t>
-            </w:r>
-          </w:p>
-        </w:tc>
-        <w:tc>
-          <w:tcPr>
-            <w:tcW w:type="dxa" w:w="4320"/>
-          </w:tcPr>
-          <w:p>
-            <w:r>
-              <w:t>Hsinchu</w:t>
-            </w:r>
-          </w:p>
-        </w:tc>
-      </w:tr>
-      <w:tr>
-        <w:tc>
-          <w:tcPr>
-            <w:tcW w:type="dxa" w:w="4320"/>
-          </w:tcPr>
-          <w:p>
-            <w:r>
-              <w:t>Last Modified</w:t>
-            </w:r>
-          </w:p>
-        </w:tc>
-        <w:tc>
-          <w:tcPr>
-            <w:tcW w:type="dxa" w:w="4320"/>
-          </w:tcPr>
-          <w:p>
-            <w:r>
-              <w:t>2025-04-12</w:t>
-            </w:r>
-          </w:p>
-        </w:tc>
-      </w:tr>
-    </w:tbl>
-    <w:p/>
-    <w:p>
-      <w:pPr>
-        <w:pStyle w:val="Heading2"/>
-      </w:pPr>
-      <w:r>
-        <w:t>Specification</w:t>
+        <w:t>Page 1</w:t>
       </w:r>
     </w:p>
     <w:p>
       <w:r>
-        <w:t>Design Specification: HRIS Onboarding Module</w:t>
+        <w:t>Section 1: Operational risk review. EMP098 contributes to ast emp098 03 through recurring collaboration, clear ownership boundaries, and measurable outcomes. The team captures decisions, open issues, and handoffs so that knowledge remains discoverable for future programs.</w:t>
       </w:r>
     </w:p>
     <w:p>
       <w:r>
-        <w:t>Version: 2.1</w:t>
+        <w:t>Section 2: Department KPI performance. EMP098 contributes to ast emp098 03 through recurring collaboration, clear ownership boundaries, and measurable outcomes. The team captures decisions, open issues, and handoffs so that knowledge remains discoverable for future programs.</w:t>
       </w:r>
     </w:p>
     <w:p>
       <w:r>
-        <w:t>This specification describes the digital onboarding workflow integration between the HRIS platform and Azure Active Directory. New hire provisioning is triggered upon signed offer acceptance. The SLA for account creation is 4 business hours.</w:t>
+        <w:t>Section 3: Department KPI performance. EMP098 contributes to ast emp098 03 through recurring collaboration, clear ownership boundaries, and measurable outcomes. The team captures decisions, open issues, and handoffs so that knowledge remains discoverable for future programs.</w:t>
+      </w:r>
+    </w:p>
+    <w:p>
+      <w:r>
+        <w:t>Section 4: Department KPI performance. EMP098 contributes to ast emp098 03 through recurring collaboration, clear ownership boundaries, and measurable outcomes. The team captures decisions, open issues, and handoffs so that knowledge remains discoverable for future programs.</w:t>
+      </w:r>
+    </w:p>
+    <w:p>
+      <w:r>
+        <w:br w:type="page"/>
       </w:r>
     </w:p>
     <w:p>
@@ -149,12 +48,60 @@
         <w:pStyle w:val="Heading2"/>
       </w:pPr>
       <w:r>
-        <w:t>Author Competencies</w:t>
+        <w:t>Page 2</w:t>
       </w:r>
     </w:p>
     <w:p>
       <w:r>
-        <w:t>Synapse, SQL, TypeScript, Ontology</w:t>
+        <w:t>Section 1: Quarterly delivery milestones. EMP098 contributes to ast emp098 03 through recurring collaboration, clear ownership boundaries, and measurable outcomes. The team captures decisions, open issues, and handoffs so that knowledge remains discoverable for future programs.</w:t>
+      </w:r>
+    </w:p>
+    <w:p>
+      <w:r>
+        <w:t>Section 2: Customer escalation analysis. EMP098 contributes to ast emp098 03 through recurring collaboration, clear ownership boundaries, and measurable outcomes. The team captures decisions, open issues, and handoffs so that knowledge remains discoverable for future programs.</w:t>
+      </w:r>
+    </w:p>
+    <w:p>
+      <w:r>
+        <w:t>Section 3: Customer escalation analysis. EMP098 contributes to ast emp098 03 through recurring collaboration, clear ownership boundaries, and measurable outcomes. The team captures decisions, open issues, and handoffs so that knowledge remains discoverable for future programs.</w:t>
+      </w:r>
+    </w:p>
+    <w:p>
+      <w:r>
+        <w:t>Section 4: Operational risk review. EMP098 contributes to ast emp098 03 through recurring collaboration, clear ownership boundaries, and measurable outcomes. The team captures decisions, open issues, and handoffs so that knowledge remains discoverable for future programs.</w:t>
+      </w:r>
+    </w:p>
+    <w:p>
+      <w:r>
+        <w:br w:type="page"/>
+      </w:r>
+    </w:p>
+    <w:p>
+      <w:pPr>
+        <w:pStyle w:val="Heading2"/>
+      </w:pPr>
+      <w:r>
+        <w:t>Page 3</w:t>
+      </w:r>
+    </w:p>
+    <w:p>
+      <w:r>
+        <w:t>Section 1: Fabric semantic model planning. EMP098 contributes to ast emp098 03 through recurring collaboration, clear ownership boundaries, and measurable outcomes. The team captures decisions, open issues, and handoffs so that knowledge remains discoverable for future programs.</w:t>
+      </w:r>
+    </w:p>
+    <w:p>
+      <w:r>
+        <w:t>Section 2: Automation backlog refinement. EMP098 contributes to ast emp098 03 through recurring collaboration, clear ownership boundaries, and measurable outcomes. The team captures decisions, open issues, and handoffs so that knowledge remains discoverable for future programs.</w:t>
+      </w:r>
+    </w:p>
+    <w:p>
+      <w:r>
+        <w:t>Section 3: Operational risk review. EMP098 contributes to ast emp098 03 through recurring collaboration, clear ownership boundaries, and measurable outcomes. The team captures decisions, open issues, and handoffs so that knowledge remains discoverable for future programs.</w:t>
+      </w:r>
+    </w:p>
+    <w:p>
+      <w:r>
+        <w:t>Section 4: Fabric semantic model planning. EMP098 contributes to ast emp098 03 through recurring collaboration, clear ownership boundaries, and measurable outcomes. The team captures decisions, open issues, and handoffs so that knowledge remains discoverable for future programs.</w:t>
       </w:r>
     </w:p>
     <w:sectPr>
